--- a/public/templates/Upper Level Grade Card.docx
+++ b/public/templates/Upper Level Grade Card.docx
@@ -63,6 +63,9 @@
                 <w:szCs w:val="22"/>
               </w:rPr>
             </w:pPr>
+            <w:r>
+              <w:t>{student_name}</w:t>
+            </w:r>
           </w:p>
         </w:tc>
       </w:tr>
@@ -106,6 +109,9 @@
                 <w:szCs w:val="22"/>
               </w:rPr>
             </w:pPr>
+            <w:r>
+              <w:t>{school_year}</w:t>
+            </w:r>
           </w:p>
         </w:tc>
       </w:tr>
@@ -150,6 +156,9 @@
                 <w:szCs w:val="22"/>
               </w:rPr>
             </w:pPr>
+            <w:r>
+              <w:t>{grade}</w:t>
+            </w:r>
           </w:p>
         </w:tc>
       </w:tr>
@@ -194,6 +203,9 @@
                 <w:szCs w:val="22"/>
               </w:rPr>
             </w:pPr>
+            <w:r>
+              <w:t>{admit_date}</w:t>
+            </w:r>
           </w:p>
         </w:tc>
       </w:tr>
@@ -238,6 +250,9 @@
                 <w:szCs w:val="22"/>
               </w:rPr>
             </w:pPr>
+            <w:r>
+              <w:t>{discharge_date}</w:t>
+            </w:r>
           </w:p>
         </w:tc>
       </w:tr>
@@ -490,25 +505,41 @@
           <w:tcPr>
             <w:tcW w:w="985" w:type="dxa"/>
           </w:tcPr>
-          <w:p/>
-        </w:tc>
-        <w:tc>
-          <w:tcPr>
-            <w:tcW w:w="3126" w:type="dxa"/>
-          </w:tcPr>
-          <w:p/>
-        </w:tc>
-        <w:tc>
-          <w:tcPr>
-            <w:tcW w:w="839" w:type="dxa"/>
-          </w:tcPr>
-          <w:p/>
-        </w:tc>
-        <w:tc>
-          <w:tcPr>
-            <w:tcW w:w="1905" w:type="dxa"/>
-          </w:tcPr>
-          <w:p/>
+          <w:p>
+            <w:r>
+              <w:t>{q1_r1_credits}</w:t>
+            </w:r>
+          </w:p>
+        </w:tc>
+        <w:tc>
+          <w:tcPr>
+            <w:tcW w:w="3126" w:type="dxa"/>
+          </w:tcPr>
+          <w:p>
+            <w:r>
+              <w:t>{q1_r1_course}</w:t>
+            </w:r>
+          </w:p>
+        </w:tc>
+        <w:tc>
+          <w:tcPr>
+            <w:tcW w:w="839" w:type="dxa"/>
+          </w:tcPr>
+          <w:p>
+            <w:r>
+              <w:t>{q1_r1_grade}</w:t>
+            </w:r>
+          </w:p>
+        </w:tc>
+        <w:tc>
+          <w:tcPr>
+            <w:tcW w:w="1905" w:type="dxa"/>
+          </w:tcPr>
+          <w:p>
+            <w:r>
+              <w:t>{q1_r1_instructor}</w:t>
+            </w:r>
+          </w:p>
         </w:tc>
       </w:tr>
       <w:tr>
@@ -519,25 +550,41 @@
           <w:tcPr>
             <w:tcW w:w="985" w:type="dxa"/>
           </w:tcPr>
-          <w:p/>
-        </w:tc>
-        <w:tc>
-          <w:tcPr>
-            <w:tcW w:w="3126" w:type="dxa"/>
-          </w:tcPr>
-          <w:p/>
-        </w:tc>
-        <w:tc>
-          <w:tcPr>
-            <w:tcW w:w="839" w:type="dxa"/>
-          </w:tcPr>
-          <w:p/>
-        </w:tc>
-        <w:tc>
-          <w:tcPr>
-            <w:tcW w:w="1905" w:type="dxa"/>
-          </w:tcPr>
-          <w:p/>
+          <w:p>
+            <w:r>
+              <w:t>{q1_r2_credits}</w:t>
+            </w:r>
+          </w:p>
+        </w:tc>
+        <w:tc>
+          <w:tcPr>
+            <w:tcW w:w="3126" w:type="dxa"/>
+          </w:tcPr>
+          <w:p>
+            <w:r>
+              <w:t>{q1_r2_course}</w:t>
+            </w:r>
+          </w:p>
+        </w:tc>
+        <w:tc>
+          <w:tcPr>
+            <w:tcW w:w="839" w:type="dxa"/>
+          </w:tcPr>
+          <w:p>
+            <w:r>
+              <w:t>{q1_r2_grade}</w:t>
+            </w:r>
+          </w:p>
+        </w:tc>
+        <w:tc>
+          <w:tcPr>
+            <w:tcW w:w="1905" w:type="dxa"/>
+          </w:tcPr>
+          <w:p>
+            <w:r>
+              <w:t>{q1_r2_instructor}</w:t>
+            </w:r>
+          </w:p>
         </w:tc>
       </w:tr>
       <w:tr>
@@ -548,25 +595,41 @@
           <w:tcPr>
             <w:tcW w:w="985" w:type="dxa"/>
           </w:tcPr>
-          <w:p/>
-        </w:tc>
-        <w:tc>
-          <w:tcPr>
-            <w:tcW w:w="3126" w:type="dxa"/>
-          </w:tcPr>
-          <w:p/>
-        </w:tc>
-        <w:tc>
-          <w:tcPr>
-            <w:tcW w:w="839" w:type="dxa"/>
-          </w:tcPr>
-          <w:p/>
-        </w:tc>
-        <w:tc>
-          <w:tcPr>
-            <w:tcW w:w="1905" w:type="dxa"/>
-          </w:tcPr>
-          <w:p/>
+          <w:p>
+            <w:r>
+              <w:t>{q1_r3_credits}</w:t>
+            </w:r>
+          </w:p>
+        </w:tc>
+        <w:tc>
+          <w:tcPr>
+            <w:tcW w:w="3126" w:type="dxa"/>
+          </w:tcPr>
+          <w:p>
+            <w:r>
+              <w:t>{q1_r3_course}</w:t>
+            </w:r>
+          </w:p>
+        </w:tc>
+        <w:tc>
+          <w:tcPr>
+            <w:tcW w:w="839" w:type="dxa"/>
+          </w:tcPr>
+          <w:p>
+            <w:r>
+              <w:t>{q1_r3_grade}</w:t>
+            </w:r>
+          </w:p>
+        </w:tc>
+        <w:tc>
+          <w:tcPr>
+            <w:tcW w:w="1905" w:type="dxa"/>
+          </w:tcPr>
+          <w:p>
+            <w:r>
+              <w:t>{q1_r3_instructor}</w:t>
+            </w:r>
+          </w:p>
         </w:tc>
       </w:tr>
       <w:tr>
@@ -577,25 +640,41 @@
           <w:tcPr>
             <w:tcW w:w="985" w:type="dxa"/>
           </w:tcPr>
-          <w:p/>
-        </w:tc>
-        <w:tc>
-          <w:tcPr>
-            <w:tcW w:w="3126" w:type="dxa"/>
-          </w:tcPr>
-          <w:p/>
-        </w:tc>
-        <w:tc>
-          <w:tcPr>
-            <w:tcW w:w="839" w:type="dxa"/>
-          </w:tcPr>
-          <w:p/>
-        </w:tc>
-        <w:tc>
-          <w:tcPr>
-            <w:tcW w:w="1905" w:type="dxa"/>
-          </w:tcPr>
-          <w:p/>
+          <w:p>
+            <w:r>
+              <w:t>{q1_r4_credits}</w:t>
+            </w:r>
+          </w:p>
+        </w:tc>
+        <w:tc>
+          <w:tcPr>
+            <w:tcW w:w="3126" w:type="dxa"/>
+          </w:tcPr>
+          <w:p>
+            <w:r>
+              <w:t>{q1_r4_course}</w:t>
+            </w:r>
+          </w:p>
+        </w:tc>
+        <w:tc>
+          <w:tcPr>
+            <w:tcW w:w="839" w:type="dxa"/>
+          </w:tcPr>
+          <w:p>
+            <w:r>
+              <w:t>{q1_r4_grade}</w:t>
+            </w:r>
+          </w:p>
+        </w:tc>
+        <w:tc>
+          <w:tcPr>
+            <w:tcW w:w="1905" w:type="dxa"/>
+          </w:tcPr>
+          <w:p>
+            <w:r>
+              <w:t>{q1_r4_instructor}</w:t>
+            </w:r>
+          </w:p>
         </w:tc>
       </w:tr>
       <w:tr>
@@ -606,25 +685,41 @@
           <w:tcPr>
             <w:tcW w:w="985" w:type="dxa"/>
           </w:tcPr>
-          <w:p/>
-        </w:tc>
-        <w:tc>
-          <w:tcPr>
-            <w:tcW w:w="3126" w:type="dxa"/>
-          </w:tcPr>
-          <w:p/>
-        </w:tc>
-        <w:tc>
-          <w:tcPr>
-            <w:tcW w:w="839" w:type="dxa"/>
-          </w:tcPr>
-          <w:p/>
-        </w:tc>
-        <w:tc>
-          <w:tcPr>
-            <w:tcW w:w="1905" w:type="dxa"/>
-          </w:tcPr>
-          <w:p/>
+          <w:p>
+            <w:r>
+              <w:t>{q1_r5_credits}</w:t>
+            </w:r>
+          </w:p>
+        </w:tc>
+        <w:tc>
+          <w:tcPr>
+            <w:tcW w:w="3126" w:type="dxa"/>
+          </w:tcPr>
+          <w:p>
+            <w:r>
+              <w:t>{q1_r5_course}</w:t>
+            </w:r>
+          </w:p>
+        </w:tc>
+        <w:tc>
+          <w:tcPr>
+            <w:tcW w:w="839" w:type="dxa"/>
+          </w:tcPr>
+          <w:p>
+            <w:r>
+              <w:t>{q1_r5_grade}</w:t>
+            </w:r>
+          </w:p>
+        </w:tc>
+        <w:tc>
+          <w:tcPr>
+            <w:tcW w:w="1905" w:type="dxa"/>
+          </w:tcPr>
+          <w:p>
+            <w:r>
+              <w:t>{q1_r5_instructor}</w:t>
+            </w:r>
+          </w:p>
         </w:tc>
       </w:tr>
       <w:tr>
@@ -635,25 +730,41 @@
           <w:tcPr>
             <w:tcW w:w="985" w:type="dxa"/>
           </w:tcPr>
-          <w:p/>
-        </w:tc>
-        <w:tc>
-          <w:tcPr>
-            <w:tcW w:w="3126" w:type="dxa"/>
-          </w:tcPr>
-          <w:p/>
-        </w:tc>
-        <w:tc>
-          <w:tcPr>
-            <w:tcW w:w="839" w:type="dxa"/>
-          </w:tcPr>
-          <w:p/>
-        </w:tc>
-        <w:tc>
-          <w:tcPr>
-            <w:tcW w:w="1905" w:type="dxa"/>
-          </w:tcPr>
-          <w:p/>
+          <w:p>
+            <w:r>
+              <w:t>{q1_r6_credits}</w:t>
+            </w:r>
+          </w:p>
+        </w:tc>
+        <w:tc>
+          <w:tcPr>
+            <w:tcW w:w="3126" w:type="dxa"/>
+          </w:tcPr>
+          <w:p>
+            <w:r>
+              <w:t>{q1_r6_course}</w:t>
+            </w:r>
+          </w:p>
+        </w:tc>
+        <w:tc>
+          <w:tcPr>
+            <w:tcW w:w="839" w:type="dxa"/>
+          </w:tcPr>
+          <w:p>
+            <w:r>
+              <w:t>{q1_r6_grade}</w:t>
+            </w:r>
+          </w:p>
+        </w:tc>
+        <w:tc>
+          <w:tcPr>
+            <w:tcW w:w="1905" w:type="dxa"/>
+          </w:tcPr>
+          <w:p>
+            <w:r>
+              <w:t>{q1_r6_instructor}</w:t>
+            </w:r>
+          </w:p>
         </w:tc>
       </w:tr>
       <w:tr>
@@ -854,25 +965,41 @@
           <w:tcPr>
             <w:tcW w:w="985" w:type="dxa"/>
           </w:tcPr>
-          <w:p/>
-        </w:tc>
-        <w:tc>
-          <w:tcPr>
-            <w:tcW w:w="3126" w:type="dxa"/>
-          </w:tcPr>
-          <w:p/>
-        </w:tc>
-        <w:tc>
-          <w:tcPr>
-            <w:tcW w:w="839" w:type="dxa"/>
-          </w:tcPr>
-          <w:p/>
-        </w:tc>
-        <w:tc>
-          <w:tcPr>
-            <w:tcW w:w="1905" w:type="dxa"/>
-          </w:tcPr>
-          <w:p/>
+          <w:p>
+            <w:r>
+              <w:t>{q2_r1_credits}</w:t>
+            </w:r>
+          </w:p>
+        </w:tc>
+        <w:tc>
+          <w:tcPr>
+            <w:tcW w:w="3126" w:type="dxa"/>
+          </w:tcPr>
+          <w:p>
+            <w:r>
+              <w:t>{q2_r1_course}</w:t>
+            </w:r>
+          </w:p>
+        </w:tc>
+        <w:tc>
+          <w:tcPr>
+            <w:tcW w:w="839" w:type="dxa"/>
+          </w:tcPr>
+          <w:p>
+            <w:r>
+              <w:t>{q2_r1_grade}</w:t>
+            </w:r>
+          </w:p>
+        </w:tc>
+        <w:tc>
+          <w:tcPr>
+            <w:tcW w:w="1905" w:type="dxa"/>
+          </w:tcPr>
+          <w:p>
+            <w:r>
+              <w:t>{q2_r1_instructor}</w:t>
+            </w:r>
+          </w:p>
         </w:tc>
       </w:tr>
       <w:tr>
@@ -883,25 +1010,41 @@
           <w:tcPr>
             <w:tcW w:w="985" w:type="dxa"/>
           </w:tcPr>
-          <w:p/>
-        </w:tc>
-        <w:tc>
-          <w:tcPr>
-            <w:tcW w:w="3126" w:type="dxa"/>
-          </w:tcPr>
-          <w:p/>
-        </w:tc>
-        <w:tc>
-          <w:tcPr>
-            <w:tcW w:w="839" w:type="dxa"/>
-          </w:tcPr>
-          <w:p/>
-        </w:tc>
-        <w:tc>
-          <w:tcPr>
-            <w:tcW w:w="1905" w:type="dxa"/>
-          </w:tcPr>
-          <w:p/>
+          <w:p>
+            <w:r>
+              <w:t>{q2_r2_credits}</w:t>
+            </w:r>
+          </w:p>
+        </w:tc>
+        <w:tc>
+          <w:tcPr>
+            <w:tcW w:w="3126" w:type="dxa"/>
+          </w:tcPr>
+          <w:p>
+            <w:r>
+              <w:t>{q2_r2_course}</w:t>
+            </w:r>
+          </w:p>
+        </w:tc>
+        <w:tc>
+          <w:tcPr>
+            <w:tcW w:w="839" w:type="dxa"/>
+          </w:tcPr>
+          <w:p>
+            <w:r>
+              <w:t>{q2_r2_grade}</w:t>
+            </w:r>
+          </w:p>
+        </w:tc>
+        <w:tc>
+          <w:tcPr>
+            <w:tcW w:w="1905" w:type="dxa"/>
+          </w:tcPr>
+          <w:p>
+            <w:r>
+              <w:t>{q2_r2_instructor}</w:t>
+            </w:r>
+          </w:p>
         </w:tc>
       </w:tr>
       <w:tr>
@@ -912,25 +1055,41 @@
           <w:tcPr>
             <w:tcW w:w="985" w:type="dxa"/>
           </w:tcPr>
-          <w:p/>
-        </w:tc>
-        <w:tc>
-          <w:tcPr>
-            <w:tcW w:w="3126" w:type="dxa"/>
-          </w:tcPr>
-          <w:p/>
-        </w:tc>
-        <w:tc>
-          <w:tcPr>
-            <w:tcW w:w="839" w:type="dxa"/>
-          </w:tcPr>
-          <w:p/>
-        </w:tc>
-        <w:tc>
-          <w:tcPr>
-            <w:tcW w:w="1905" w:type="dxa"/>
-          </w:tcPr>
-          <w:p/>
+          <w:p>
+            <w:r>
+              <w:t>{q2_r3_credits}</w:t>
+            </w:r>
+          </w:p>
+        </w:tc>
+        <w:tc>
+          <w:tcPr>
+            <w:tcW w:w="3126" w:type="dxa"/>
+          </w:tcPr>
+          <w:p>
+            <w:r>
+              <w:t>{q2_r3_course}</w:t>
+            </w:r>
+          </w:p>
+        </w:tc>
+        <w:tc>
+          <w:tcPr>
+            <w:tcW w:w="839" w:type="dxa"/>
+          </w:tcPr>
+          <w:p>
+            <w:r>
+              <w:t>{q2_r3_grade}</w:t>
+            </w:r>
+          </w:p>
+        </w:tc>
+        <w:tc>
+          <w:tcPr>
+            <w:tcW w:w="1905" w:type="dxa"/>
+          </w:tcPr>
+          <w:p>
+            <w:r>
+              <w:t>{q2_r3_instructor}</w:t>
+            </w:r>
+          </w:p>
         </w:tc>
       </w:tr>
       <w:tr>
@@ -941,25 +1100,41 @@
           <w:tcPr>
             <w:tcW w:w="985" w:type="dxa"/>
           </w:tcPr>
-          <w:p/>
-        </w:tc>
-        <w:tc>
-          <w:tcPr>
-            <w:tcW w:w="3126" w:type="dxa"/>
-          </w:tcPr>
-          <w:p/>
-        </w:tc>
-        <w:tc>
-          <w:tcPr>
-            <w:tcW w:w="839" w:type="dxa"/>
-          </w:tcPr>
-          <w:p/>
-        </w:tc>
-        <w:tc>
-          <w:tcPr>
-            <w:tcW w:w="1905" w:type="dxa"/>
-          </w:tcPr>
-          <w:p/>
+          <w:p>
+            <w:r>
+              <w:t>{q2_r4_credits}</w:t>
+            </w:r>
+          </w:p>
+        </w:tc>
+        <w:tc>
+          <w:tcPr>
+            <w:tcW w:w="3126" w:type="dxa"/>
+          </w:tcPr>
+          <w:p>
+            <w:r>
+              <w:t>{q2_r4_course}</w:t>
+            </w:r>
+          </w:p>
+        </w:tc>
+        <w:tc>
+          <w:tcPr>
+            <w:tcW w:w="839" w:type="dxa"/>
+          </w:tcPr>
+          <w:p>
+            <w:r>
+              <w:t>{q2_r4_grade}</w:t>
+            </w:r>
+          </w:p>
+        </w:tc>
+        <w:tc>
+          <w:tcPr>
+            <w:tcW w:w="1905" w:type="dxa"/>
+          </w:tcPr>
+          <w:p>
+            <w:r>
+              <w:t>{q2_r4_instructor}</w:t>
+            </w:r>
+          </w:p>
         </w:tc>
       </w:tr>
       <w:tr>
@@ -970,25 +1145,41 @@
           <w:tcPr>
             <w:tcW w:w="985" w:type="dxa"/>
           </w:tcPr>
-          <w:p/>
-        </w:tc>
-        <w:tc>
-          <w:tcPr>
-            <w:tcW w:w="3126" w:type="dxa"/>
-          </w:tcPr>
-          <w:p/>
-        </w:tc>
-        <w:tc>
-          <w:tcPr>
-            <w:tcW w:w="839" w:type="dxa"/>
-          </w:tcPr>
-          <w:p/>
-        </w:tc>
-        <w:tc>
-          <w:tcPr>
-            <w:tcW w:w="1905" w:type="dxa"/>
-          </w:tcPr>
-          <w:p/>
+          <w:p>
+            <w:r>
+              <w:t>{q2_r5_credits}</w:t>
+            </w:r>
+          </w:p>
+        </w:tc>
+        <w:tc>
+          <w:tcPr>
+            <w:tcW w:w="3126" w:type="dxa"/>
+          </w:tcPr>
+          <w:p>
+            <w:r>
+              <w:t>{q2_r5_course}</w:t>
+            </w:r>
+          </w:p>
+        </w:tc>
+        <w:tc>
+          <w:tcPr>
+            <w:tcW w:w="839" w:type="dxa"/>
+          </w:tcPr>
+          <w:p>
+            <w:r>
+              <w:t>{q2_r5_grade}</w:t>
+            </w:r>
+          </w:p>
+        </w:tc>
+        <w:tc>
+          <w:tcPr>
+            <w:tcW w:w="1905" w:type="dxa"/>
+          </w:tcPr>
+          <w:p>
+            <w:r>
+              <w:t>{q2_r5_instructor}</w:t>
+            </w:r>
+          </w:p>
         </w:tc>
       </w:tr>
       <w:tr>
@@ -999,25 +1190,41 @@
           <w:tcPr>
             <w:tcW w:w="985" w:type="dxa"/>
           </w:tcPr>
-          <w:p/>
-        </w:tc>
-        <w:tc>
-          <w:tcPr>
-            <w:tcW w:w="3126" w:type="dxa"/>
-          </w:tcPr>
-          <w:p/>
-        </w:tc>
-        <w:tc>
-          <w:tcPr>
-            <w:tcW w:w="839" w:type="dxa"/>
-          </w:tcPr>
-          <w:p/>
-        </w:tc>
-        <w:tc>
-          <w:tcPr>
-            <w:tcW w:w="1905" w:type="dxa"/>
-          </w:tcPr>
-          <w:p/>
+          <w:p>
+            <w:r>
+              <w:t>{q2_r6_credits}</w:t>
+            </w:r>
+          </w:p>
+        </w:tc>
+        <w:tc>
+          <w:tcPr>
+            <w:tcW w:w="3126" w:type="dxa"/>
+          </w:tcPr>
+          <w:p>
+            <w:r>
+              <w:t>{q2_r6_course}</w:t>
+            </w:r>
+          </w:p>
+        </w:tc>
+        <w:tc>
+          <w:tcPr>
+            <w:tcW w:w="839" w:type="dxa"/>
+          </w:tcPr>
+          <w:p>
+            <w:r>
+              <w:t>{q2_r6_grade}</w:t>
+            </w:r>
+          </w:p>
+        </w:tc>
+        <w:tc>
+          <w:tcPr>
+            <w:tcW w:w="1905" w:type="dxa"/>
+          </w:tcPr>
+          <w:p>
+            <w:r>
+              <w:t>{q2_r6_instructor}</w:t>
+            </w:r>
+          </w:p>
         </w:tc>
       </w:tr>
       <w:tr>
@@ -1427,25 +1634,41 @@
           <w:tcPr>
             <w:tcW w:w="985" w:type="dxa"/>
           </w:tcPr>
-          <w:p/>
-        </w:tc>
-        <w:tc>
-          <w:tcPr>
-            <w:tcW w:w="3126" w:type="dxa"/>
-          </w:tcPr>
-          <w:p/>
-        </w:tc>
-        <w:tc>
-          <w:tcPr>
-            <w:tcW w:w="839" w:type="dxa"/>
-          </w:tcPr>
-          <w:p/>
-        </w:tc>
-        <w:tc>
-          <w:tcPr>
-            <w:tcW w:w="1905" w:type="dxa"/>
-          </w:tcPr>
-          <w:p/>
+          <w:p>
+            <w:r>
+              <w:t>{q3_r1_credits}</w:t>
+            </w:r>
+          </w:p>
+        </w:tc>
+        <w:tc>
+          <w:tcPr>
+            <w:tcW w:w="3126" w:type="dxa"/>
+          </w:tcPr>
+          <w:p>
+            <w:r>
+              <w:t>{q3_r1_course}</w:t>
+            </w:r>
+          </w:p>
+        </w:tc>
+        <w:tc>
+          <w:tcPr>
+            <w:tcW w:w="839" w:type="dxa"/>
+          </w:tcPr>
+          <w:p>
+            <w:r>
+              <w:t>{q3_r1_grade}</w:t>
+            </w:r>
+          </w:p>
+        </w:tc>
+        <w:tc>
+          <w:tcPr>
+            <w:tcW w:w="1905" w:type="dxa"/>
+          </w:tcPr>
+          <w:p>
+            <w:r>
+              <w:t>{q3_r1_instructor}</w:t>
+            </w:r>
+          </w:p>
         </w:tc>
       </w:tr>
       <w:tr>
@@ -1456,25 +1679,41 @@
           <w:tcPr>
             <w:tcW w:w="985" w:type="dxa"/>
           </w:tcPr>
-          <w:p/>
-        </w:tc>
-        <w:tc>
-          <w:tcPr>
-            <w:tcW w:w="3126" w:type="dxa"/>
-          </w:tcPr>
-          <w:p/>
-        </w:tc>
-        <w:tc>
-          <w:tcPr>
-            <w:tcW w:w="839" w:type="dxa"/>
-          </w:tcPr>
-          <w:p/>
-        </w:tc>
-        <w:tc>
-          <w:tcPr>
-            <w:tcW w:w="1905" w:type="dxa"/>
-          </w:tcPr>
-          <w:p/>
+          <w:p>
+            <w:r>
+              <w:t>{q3_r2_credits}</w:t>
+            </w:r>
+          </w:p>
+        </w:tc>
+        <w:tc>
+          <w:tcPr>
+            <w:tcW w:w="3126" w:type="dxa"/>
+          </w:tcPr>
+          <w:p>
+            <w:r>
+              <w:t>{q3_r2_course}</w:t>
+            </w:r>
+          </w:p>
+        </w:tc>
+        <w:tc>
+          <w:tcPr>
+            <w:tcW w:w="839" w:type="dxa"/>
+          </w:tcPr>
+          <w:p>
+            <w:r>
+              <w:t>{q3_r2_grade}</w:t>
+            </w:r>
+          </w:p>
+        </w:tc>
+        <w:tc>
+          <w:tcPr>
+            <w:tcW w:w="1905" w:type="dxa"/>
+          </w:tcPr>
+          <w:p>
+            <w:r>
+              <w:t>{q3_r2_instructor}</w:t>
+            </w:r>
+          </w:p>
         </w:tc>
       </w:tr>
       <w:tr>
@@ -1485,25 +1724,41 @@
           <w:tcPr>
             <w:tcW w:w="985" w:type="dxa"/>
           </w:tcPr>
-          <w:p/>
-        </w:tc>
-        <w:tc>
-          <w:tcPr>
-            <w:tcW w:w="3126" w:type="dxa"/>
-          </w:tcPr>
-          <w:p/>
-        </w:tc>
-        <w:tc>
-          <w:tcPr>
-            <w:tcW w:w="839" w:type="dxa"/>
-          </w:tcPr>
-          <w:p/>
-        </w:tc>
-        <w:tc>
-          <w:tcPr>
-            <w:tcW w:w="1905" w:type="dxa"/>
-          </w:tcPr>
-          <w:p/>
+          <w:p>
+            <w:r>
+              <w:t>{q3_r3_credits}</w:t>
+            </w:r>
+          </w:p>
+        </w:tc>
+        <w:tc>
+          <w:tcPr>
+            <w:tcW w:w="3126" w:type="dxa"/>
+          </w:tcPr>
+          <w:p>
+            <w:r>
+              <w:t>{q3_r3_course}</w:t>
+            </w:r>
+          </w:p>
+        </w:tc>
+        <w:tc>
+          <w:tcPr>
+            <w:tcW w:w="839" w:type="dxa"/>
+          </w:tcPr>
+          <w:p>
+            <w:r>
+              <w:t>{q3_r3_grade}</w:t>
+            </w:r>
+          </w:p>
+        </w:tc>
+        <w:tc>
+          <w:tcPr>
+            <w:tcW w:w="1905" w:type="dxa"/>
+          </w:tcPr>
+          <w:p>
+            <w:r>
+              <w:t>{q3_r3_instructor}</w:t>
+            </w:r>
+          </w:p>
         </w:tc>
       </w:tr>
       <w:tr>
@@ -1514,25 +1769,41 @@
           <w:tcPr>
             <w:tcW w:w="985" w:type="dxa"/>
           </w:tcPr>
-          <w:p/>
-        </w:tc>
-        <w:tc>
-          <w:tcPr>
-            <w:tcW w:w="3126" w:type="dxa"/>
-          </w:tcPr>
-          <w:p/>
-        </w:tc>
-        <w:tc>
-          <w:tcPr>
-            <w:tcW w:w="839" w:type="dxa"/>
-          </w:tcPr>
-          <w:p/>
-        </w:tc>
-        <w:tc>
-          <w:tcPr>
-            <w:tcW w:w="1905" w:type="dxa"/>
-          </w:tcPr>
-          <w:p/>
+          <w:p>
+            <w:r>
+              <w:t>{q3_r4_credits}</w:t>
+            </w:r>
+          </w:p>
+        </w:tc>
+        <w:tc>
+          <w:tcPr>
+            <w:tcW w:w="3126" w:type="dxa"/>
+          </w:tcPr>
+          <w:p>
+            <w:r>
+              <w:t>{q3_r4_course}</w:t>
+            </w:r>
+          </w:p>
+        </w:tc>
+        <w:tc>
+          <w:tcPr>
+            <w:tcW w:w="839" w:type="dxa"/>
+          </w:tcPr>
+          <w:p>
+            <w:r>
+              <w:t>{q3_r4_grade}</w:t>
+            </w:r>
+          </w:p>
+        </w:tc>
+        <w:tc>
+          <w:tcPr>
+            <w:tcW w:w="1905" w:type="dxa"/>
+          </w:tcPr>
+          <w:p>
+            <w:r>
+              <w:t>{q3_r4_instructor}</w:t>
+            </w:r>
+          </w:p>
         </w:tc>
       </w:tr>
       <w:tr>
@@ -1543,25 +1814,41 @@
           <w:tcPr>
             <w:tcW w:w="985" w:type="dxa"/>
           </w:tcPr>
-          <w:p/>
-        </w:tc>
-        <w:tc>
-          <w:tcPr>
-            <w:tcW w:w="3126" w:type="dxa"/>
-          </w:tcPr>
-          <w:p/>
-        </w:tc>
-        <w:tc>
-          <w:tcPr>
-            <w:tcW w:w="839" w:type="dxa"/>
-          </w:tcPr>
-          <w:p/>
-        </w:tc>
-        <w:tc>
-          <w:tcPr>
-            <w:tcW w:w="1905" w:type="dxa"/>
-          </w:tcPr>
-          <w:p/>
+          <w:p>
+            <w:r>
+              <w:t>{q3_r5_credits}</w:t>
+            </w:r>
+          </w:p>
+        </w:tc>
+        <w:tc>
+          <w:tcPr>
+            <w:tcW w:w="3126" w:type="dxa"/>
+          </w:tcPr>
+          <w:p>
+            <w:r>
+              <w:t>{q3_r5_course}</w:t>
+            </w:r>
+          </w:p>
+        </w:tc>
+        <w:tc>
+          <w:tcPr>
+            <w:tcW w:w="839" w:type="dxa"/>
+          </w:tcPr>
+          <w:p>
+            <w:r>
+              <w:t>{q3_r5_grade}</w:t>
+            </w:r>
+          </w:p>
+        </w:tc>
+        <w:tc>
+          <w:tcPr>
+            <w:tcW w:w="1905" w:type="dxa"/>
+          </w:tcPr>
+          <w:p>
+            <w:r>
+              <w:t>{q3_r5_instructor}</w:t>
+            </w:r>
+          </w:p>
         </w:tc>
       </w:tr>
       <w:tr>
@@ -1572,25 +1859,41 @@
           <w:tcPr>
             <w:tcW w:w="985" w:type="dxa"/>
           </w:tcPr>
-          <w:p/>
-        </w:tc>
-        <w:tc>
-          <w:tcPr>
-            <w:tcW w:w="3126" w:type="dxa"/>
-          </w:tcPr>
-          <w:p/>
-        </w:tc>
-        <w:tc>
-          <w:tcPr>
-            <w:tcW w:w="839" w:type="dxa"/>
-          </w:tcPr>
-          <w:p/>
-        </w:tc>
-        <w:tc>
-          <w:tcPr>
-            <w:tcW w:w="1905" w:type="dxa"/>
-          </w:tcPr>
-          <w:p/>
+          <w:p>
+            <w:r>
+              <w:t>{q3_r6_credits}</w:t>
+            </w:r>
+          </w:p>
+        </w:tc>
+        <w:tc>
+          <w:tcPr>
+            <w:tcW w:w="3126" w:type="dxa"/>
+          </w:tcPr>
+          <w:p>
+            <w:r>
+              <w:t>{q3_r6_course}</w:t>
+            </w:r>
+          </w:p>
+        </w:tc>
+        <w:tc>
+          <w:tcPr>
+            <w:tcW w:w="839" w:type="dxa"/>
+          </w:tcPr>
+          <w:p>
+            <w:r>
+              <w:t>{q3_r6_grade}</w:t>
+            </w:r>
+          </w:p>
+        </w:tc>
+        <w:tc>
+          <w:tcPr>
+            <w:tcW w:w="1905" w:type="dxa"/>
+          </w:tcPr>
+          <w:p>
+            <w:r>
+              <w:t>{q3_r6_instructor}</w:t>
+            </w:r>
+          </w:p>
         </w:tc>
       </w:tr>
       <w:tr>
@@ -1791,25 +2094,41 @@
           <w:tcPr>
             <w:tcW w:w="985" w:type="dxa"/>
           </w:tcPr>
-          <w:p/>
-        </w:tc>
-        <w:tc>
-          <w:tcPr>
-            <w:tcW w:w="3126" w:type="dxa"/>
-          </w:tcPr>
-          <w:p/>
-        </w:tc>
-        <w:tc>
-          <w:tcPr>
-            <w:tcW w:w="839" w:type="dxa"/>
-          </w:tcPr>
-          <w:p/>
-        </w:tc>
-        <w:tc>
-          <w:tcPr>
-            <w:tcW w:w="1905" w:type="dxa"/>
-          </w:tcPr>
-          <w:p/>
+          <w:p>
+            <w:r>
+              <w:t>{q4_r1_credits}</w:t>
+            </w:r>
+          </w:p>
+        </w:tc>
+        <w:tc>
+          <w:tcPr>
+            <w:tcW w:w="3126" w:type="dxa"/>
+          </w:tcPr>
+          <w:p>
+            <w:r>
+              <w:t>{q4_r1_course}</w:t>
+            </w:r>
+          </w:p>
+        </w:tc>
+        <w:tc>
+          <w:tcPr>
+            <w:tcW w:w="839" w:type="dxa"/>
+          </w:tcPr>
+          <w:p>
+            <w:r>
+              <w:t>{q4_r1_grade}</w:t>
+            </w:r>
+          </w:p>
+        </w:tc>
+        <w:tc>
+          <w:tcPr>
+            <w:tcW w:w="1905" w:type="dxa"/>
+          </w:tcPr>
+          <w:p>
+            <w:r>
+              <w:t>{q4_r1_instructor}</w:t>
+            </w:r>
+          </w:p>
         </w:tc>
       </w:tr>
       <w:tr>
@@ -1820,25 +2139,41 @@
           <w:tcPr>
             <w:tcW w:w="985" w:type="dxa"/>
           </w:tcPr>
-          <w:p/>
-        </w:tc>
-        <w:tc>
-          <w:tcPr>
-            <w:tcW w:w="3126" w:type="dxa"/>
-          </w:tcPr>
-          <w:p/>
-        </w:tc>
-        <w:tc>
-          <w:tcPr>
-            <w:tcW w:w="839" w:type="dxa"/>
-          </w:tcPr>
-          <w:p/>
-        </w:tc>
-        <w:tc>
-          <w:tcPr>
-            <w:tcW w:w="1905" w:type="dxa"/>
-          </w:tcPr>
-          <w:p/>
+          <w:p>
+            <w:r>
+              <w:t>{q4_r2_credits}</w:t>
+            </w:r>
+          </w:p>
+        </w:tc>
+        <w:tc>
+          <w:tcPr>
+            <w:tcW w:w="3126" w:type="dxa"/>
+          </w:tcPr>
+          <w:p>
+            <w:r>
+              <w:t>{q4_r2_course}</w:t>
+            </w:r>
+          </w:p>
+        </w:tc>
+        <w:tc>
+          <w:tcPr>
+            <w:tcW w:w="839" w:type="dxa"/>
+          </w:tcPr>
+          <w:p>
+            <w:r>
+              <w:t>{q4_r2_grade}</w:t>
+            </w:r>
+          </w:p>
+        </w:tc>
+        <w:tc>
+          <w:tcPr>
+            <w:tcW w:w="1905" w:type="dxa"/>
+          </w:tcPr>
+          <w:p>
+            <w:r>
+              <w:t>{q4_r2_instructor}</w:t>
+            </w:r>
+          </w:p>
         </w:tc>
       </w:tr>
       <w:tr>
@@ -1849,25 +2184,41 @@
           <w:tcPr>
             <w:tcW w:w="985" w:type="dxa"/>
           </w:tcPr>
-          <w:p/>
-        </w:tc>
-        <w:tc>
-          <w:tcPr>
-            <w:tcW w:w="3126" w:type="dxa"/>
-          </w:tcPr>
-          <w:p/>
-        </w:tc>
-        <w:tc>
-          <w:tcPr>
-            <w:tcW w:w="839" w:type="dxa"/>
-          </w:tcPr>
-          <w:p/>
-        </w:tc>
-        <w:tc>
-          <w:tcPr>
-            <w:tcW w:w="1905" w:type="dxa"/>
-          </w:tcPr>
-          <w:p/>
+          <w:p>
+            <w:r>
+              <w:t>{q4_r3_credits}</w:t>
+            </w:r>
+          </w:p>
+        </w:tc>
+        <w:tc>
+          <w:tcPr>
+            <w:tcW w:w="3126" w:type="dxa"/>
+          </w:tcPr>
+          <w:p>
+            <w:r>
+              <w:t>{q4_r3_course}</w:t>
+            </w:r>
+          </w:p>
+        </w:tc>
+        <w:tc>
+          <w:tcPr>
+            <w:tcW w:w="839" w:type="dxa"/>
+          </w:tcPr>
+          <w:p>
+            <w:r>
+              <w:t>{q4_r3_grade}</w:t>
+            </w:r>
+          </w:p>
+        </w:tc>
+        <w:tc>
+          <w:tcPr>
+            <w:tcW w:w="1905" w:type="dxa"/>
+          </w:tcPr>
+          <w:p>
+            <w:r>
+              <w:t>{q4_r3_instructor}</w:t>
+            </w:r>
+          </w:p>
         </w:tc>
       </w:tr>
       <w:tr>
@@ -1878,25 +2229,41 @@
           <w:tcPr>
             <w:tcW w:w="985" w:type="dxa"/>
           </w:tcPr>
-          <w:p/>
-        </w:tc>
-        <w:tc>
-          <w:tcPr>
-            <w:tcW w:w="3126" w:type="dxa"/>
-          </w:tcPr>
-          <w:p/>
-        </w:tc>
-        <w:tc>
-          <w:tcPr>
-            <w:tcW w:w="839" w:type="dxa"/>
-          </w:tcPr>
-          <w:p/>
-        </w:tc>
-        <w:tc>
-          <w:tcPr>
-            <w:tcW w:w="1905" w:type="dxa"/>
-          </w:tcPr>
-          <w:p/>
+          <w:p>
+            <w:r>
+              <w:t>{q4_r4_credits}</w:t>
+            </w:r>
+          </w:p>
+        </w:tc>
+        <w:tc>
+          <w:tcPr>
+            <w:tcW w:w="3126" w:type="dxa"/>
+          </w:tcPr>
+          <w:p>
+            <w:r>
+              <w:t>{q4_r4_course}</w:t>
+            </w:r>
+          </w:p>
+        </w:tc>
+        <w:tc>
+          <w:tcPr>
+            <w:tcW w:w="839" w:type="dxa"/>
+          </w:tcPr>
+          <w:p>
+            <w:r>
+              <w:t>{q4_r4_grade}</w:t>
+            </w:r>
+          </w:p>
+        </w:tc>
+        <w:tc>
+          <w:tcPr>
+            <w:tcW w:w="1905" w:type="dxa"/>
+          </w:tcPr>
+          <w:p>
+            <w:r>
+              <w:t>{q4_r4_instructor}</w:t>
+            </w:r>
+          </w:p>
         </w:tc>
       </w:tr>
       <w:tr>
@@ -1907,25 +2274,41 @@
           <w:tcPr>
             <w:tcW w:w="985" w:type="dxa"/>
           </w:tcPr>
-          <w:p/>
-        </w:tc>
-        <w:tc>
-          <w:tcPr>
-            <w:tcW w:w="3126" w:type="dxa"/>
-          </w:tcPr>
-          <w:p/>
-        </w:tc>
-        <w:tc>
-          <w:tcPr>
-            <w:tcW w:w="839" w:type="dxa"/>
-          </w:tcPr>
-          <w:p/>
-        </w:tc>
-        <w:tc>
-          <w:tcPr>
-            <w:tcW w:w="1905" w:type="dxa"/>
-          </w:tcPr>
-          <w:p/>
+          <w:p>
+            <w:r>
+              <w:t>{q4_r5_credits}</w:t>
+            </w:r>
+          </w:p>
+        </w:tc>
+        <w:tc>
+          <w:tcPr>
+            <w:tcW w:w="3126" w:type="dxa"/>
+          </w:tcPr>
+          <w:p>
+            <w:r>
+              <w:t>{q4_r5_course}</w:t>
+            </w:r>
+          </w:p>
+        </w:tc>
+        <w:tc>
+          <w:tcPr>
+            <w:tcW w:w="839" w:type="dxa"/>
+          </w:tcPr>
+          <w:p>
+            <w:r>
+              <w:t>{q4_r5_grade}</w:t>
+            </w:r>
+          </w:p>
+        </w:tc>
+        <w:tc>
+          <w:tcPr>
+            <w:tcW w:w="1905" w:type="dxa"/>
+          </w:tcPr>
+          <w:p>
+            <w:r>
+              <w:t>{q4_r5_instructor}</w:t>
+            </w:r>
+          </w:p>
         </w:tc>
       </w:tr>
       <w:tr>
@@ -1936,25 +2319,41 @@
           <w:tcPr>
             <w:tcW w:w="985" w:type="dxa"/>
           </w:tcPr>
-          <w:p/>
-        </w:tc>
-        <w:tc>
-          <w:tcPr>
-            <w:tcW w:w="3126" w:type="dxa"/>
-          </w:tcPr>
-          <w:p/>
-        </w:tc>
-        <w:tc>
-          <w:tcPr>
-            <w:tcW w:w="839" w:type="dxa"/>
-          </w:tcPr>
-          <w:p/>
-        </w:tc>
-        <w:tc>
-          <w:tcPr>
-            <w:tcW w:w="1905" w:type="dxa"/>
-          </w:tcPr>
-          <w:p/>
+          <w:p>
+            <w:r>
+              <w:t>{q4_r6_credits}</w:t>
+            </w:r>
+          </w:p>
+        </w:tc>
+        <w:tc>
+          <w:tcPr>
+            <w:tcW w:w="3126" w:type="dxa"/>
+          </w:tcPr>
+          <w:p>
+            <w:r>
+              <w:t>{q4_r6_course}</w:t>
+            </w:r>
+          </w:p>
+        </w:tc>
+        <w:tc>
+          <w:tcPr>
+            <w:tcW w:w="839" w:type="dxa"/>
+          </w:tcPr>
+          <w:p>
+            <w:r>
+              <w:t>{q4_r6_grade}</w:t>
+            </w:r>
+          </w:p>
+        </w:tc>
+        <w:tc>
+          <w:tcPr>
+            <w:tcW w:w="1905" w:type="dxa"/>
+          </w:tcPr>
+          <w:p>
+            <w:r>
+              <w:t>{q4_r6_instructor}</w:t>
+            </w:r>
+          </w:p>
         </w:tc>
       </w:tr>
       <w:tr>
@@ -2155,25 +2554,41 @@
           <w:tcPr>
             <w:tcW w:w="985" w:type="dxa"/>
           </w:tcPr>
-          <w:p/>
-        </w:tc>
-        <w:tc>
-          <w:tcPr>
-            <w:tcW w:w="3126" w:type="dxa"/>
-          </w:tcPr>
-          <w:p/>
-        </w:tc>
-        <w:tc>
-          <w:tcPr>
-            <w:tcW w:w="839" w:type="dxa"/>
-          </w:tcPr>
-          <w:p/>
-        </w:tc>
-        <w:tc>
-          <w:tcPr>
-            <w:tcW w:w="1905" w:type="dxa"/>
-          </w:tcPr>
-          <w:p/>
+          <w:p>
+            <w:r>
+              <w:t>{q5_r1_credits}</w:t>
+            </w:r>
+          </w:p>
+        </w:tc>
+        <w:tc>
+          <w:tcPr>
+            <w:tcW w:w="3126" w:type="dxa"/>
+          </w:tcPr>
+          <w:p>
+            <w:r>
+              <w:t>{q5_r1_course}</w:t>
+            </w:r>
+          </w:p>
+        </w:tc>
+        <w:tc>
+          <w:tcPr>
+            <w:tcW w:w="839" w:type="dxa"/>
+          </w:tcPr>
+          <w:p>
+            <w:r>
+              <w:t>{q5_r1_grade}</w:t>
+            </w:r>
+          </w:p>
+        </w:tc>
+        <w:tc>
+          <w:tcPr>
+            <w:tcW w:w="1905" w:type="dxa"/>
+          </w:tcPr>
+          <w:p>
+            <w:r>
+              <w:t>{q5_r1_instructor}</w:t>
+            </w:r>
+          </w:p>
         </w:tc>
       </w:tr>
       <w:tr>
@@ -2184,25 +2599,41 @@
           <w:tcPr>
             <w:tcW w:w="985" w:type="dxa"/>
           </w:tcPr>
-          <w:p/>
-        </w:tc>
-        <w:tc>
-          <w:tcPr>
-            <w:tcW w:w="3126" w:type="dxa"/>
-          </w:tcPr>
-          <w:p/>
-        </w:tc>
-        <w:tc>
-          <w:tcPr>
-            <w:tcW w:w="839" w:type="dxa"/>
-          </w:tcPr>
-          <w:p/>
-        </w:tc>
-        <w:tc>
-          <w:tcPr>
-            <w:tcW w:w="1905" w:type="dxa"/>
-          </w:tcPr>
-          <w:p/>
+          <w:p>
+            <w:r>
+              <w:t>{q5_r2_credits}</w:t>
+            </w:r>
+          </w:p>
+        </w:tc>
+        <w:tc>
+          <w:tcPr>
+            <w:tcW w:w="3126" w:type="dxa"/>
+          </w:tcPr>
+          <w:p>
+            <w:r>
+              <w:t>{q5_r2_course}</w:t>
+            </w:r>
+          </w:p>
+        </w:tc>
+        <w:tc>
+          <w:tcPr>
+            <w:tcW w:w="839" w:type="dxa"/>
+          </w:tcPr>
+          <w:p>
+            <w:r>
+              <w:t>{q5_r2_grade}</w:t>
+            </w:r>
+          </w:p>
+        </w:tc>
+        <w:tc>
+          <w:tcPr>
+            <w:tcW w:w="1905" w:type="dxa"/>
+          </w:tcPr>
+          <w:p>
+            <w:r>
+              <w:t>{q5_r2_instructor}</w:t>
+            </w:r>
+          </w:p>
         </w:tc>
       </w:tr>
       <w:tr>
@@ -2213,25 +2644,41 @@
           <w:tcPr>
             <w:tcW w:w="985" w:type="dxa"/>
           </w:tcPr>
-          <w:p/>
-        </w:tc>
-        <w:tc>
-          <w:tcPr>
-            <w:tcW w:w="3126" w:type="dxa"/>
-          </w:tcPr>
-          <w:p/>
-        </w:tc>
-        <w:tc>
-          <w:tcPr>
-            <w:tcW w:w="839" w:type="dxa"/>
-          </w:tcPr>
-          <w:p/>
-        </w:tc>
-        <w:tc>
-          <w:tcPr>
-            <w:tcW w:w="1905" w:type="dxa"/>
-          </w:tcPr>
-          <w:p/>
+          <w:p>
+            <w:r>
+              <w:t>{q5_r3_credits}</w:t>
+            </w:r>
+          </w:p>
+        </w:tc>
+        <w:tc>
+          <w:tcPr>
+            <w:tcW w:w="3126" w:type="dxa"/>
+          </w:tcPr>
+          <w:p>
+            <w:r>
+              <w:t>{q5_r3_course}</w:t>
+            </w:r>
+          </w:p>
+        </w:tc>
+        <w:tc>
+          <w:tcPr>
+            <w:tcW w:w="839" w:type="dxa"/>
+          </w:tcPr>
+          <w:p>
+            <w:r>
+              <w:t>{q5_r3_grade}</w:t>
+            </w:r>
+          </w:p>
+        </w:tc>
+        <w:tc>
+          <w:tcPr>
+            <w:tcW w:w="1905" w:type="dxa"/>
+          </w:tcPr>
+          <w:p>
+            <w:r>
+              <w:t>{q5_r3_instructor}</w:t>
+            </w:r>
+          </w:p>
         </w:tc>
       </w:tr>
       <w:tr>
@@ -2242,25 +2689,41 @@
           <w:tcPr>
             <w:tcW w:w="985" w:type="dxa"/>
           </w:tcPr>
-          <w:p/>
-        </w:tc>
-        <w:tc>
-          <w:tcPr>
-            <w:tcW w:w="3126" w:type="dxa"/>
-          </w:tcPr>
-          <w:p/>
-        </w:tc>
-        <w:tc>
-          <w:tcPr>
-            <w:tcW w:w="839" w:type="dxa"/>
-          </w:tcPr>
-          <w:p/>
-        </w:tc>
-        <w:tc>
-          <w:tcPr>
-            <w:tcW w:w="1905" w:type="dxa"/>
-          </w:tcPr>
-          <w:p/>
+          <w:p>
+            <w:r>
+              <w:t>{q5_r4_credits}</w:t>
+            </w:r>
+          </w:p>
+        </w:tc>
+        <w:tc>
+          <w:tcPr>
+            <w:tcW w:w="3126" w:type="dxa"/>
+          </w:tcPr>
+          <w:p>
+            <w:r>
+              <w:t>{q5_r4_course}</w:t>
+            </w:r>
+          </w:p>
+        </w:tc>
+        <w:tc>
+          <w:tcPr>
+            <w:tcW w:w="839" w:type="dxa"/>
+          </w:tcPr>
+          <w:p>
+            <w:r>
+              <w:t>{q5_r4_grade}</w:t>
+            </w:r>
+          </w:p>
+        </w:tc>
+        <w:tc>
+          <w:tcPr>
+            <w:tcW w:w="1905" w:type="dxa"/>
+          </w:tcPr>
+          <w:p>
+            <w:r>
+              <w:t>{q5_r4_instructor}</w:t>
+            </w:r>
+          </w:p>
         </w:tc>
       </w:tr>
       <w:tr>
@@ -2271,25 +2734,41 @@
           <w:tcPr>
             <w:tcW w:w="985" w:type="dxa"/>
           </w:tcPr>
-          <w:p/>
-        </w:tc>
-        <w:tc>
-          <w:tcPr>
-            <w:tcW w:w="3126" w:type="dxa"/>
-          </w:tcPr>
-          <w:p/>
-        </w:tc>
-        <w:tc>
-          <w:tcPr>
-            <w:tcW w:w="839" w:type="dxa"/>
-          </w:tcPr>
-          <w:p/>
-        </w:tc>
-        <w:tc>
-          <w:tcPr>
-            <w:tcW w:w="1905" w:type="dxa"/>
-          </w:tcPr>
-          <w:p/>
+          <w:p>
+            <w:r>
+              <w:t>{q5_r5_credits}</w:t>
+            </w:r>
+          </w:p>
+        </w:tc>
+        <w:tc>
+          <w:tcPr>
+            <w:tcW w:w="3126" w:type="dxa"/>
+          </w:tcPr>
+          <w:p>
+            <w:r>
+              <w:t>{q5_r5_course}</w:t>
+            </w:r>
+          </w:p>
+        </w:tc>
+        <w:tc>
+          <w:tcPr>
+            <w:tcW w:w="839" w:type="dxa"/>
+          </w:tcPr>
+          <w:p>
+            <w:r>
+              <w:t>{q5_r5_grade}</w:t>
+            </w:r>
+          </w:p>
+        </w:tc>
+        <w:tc>
+          <w:tcPr>
+            <w:tcW w:w="1905" w:type="dxa"/>
+          </w:tcPr>
+          <w:p>
+            <w:r>
+              <w:t>{q5_r5_instructor}</w:t>
+            </w:r>
+          </w:p>
         </w:tc>
       </w:tr>
       <w:tr>
@@ -2300,25 +2779,41 @@
           <w:tcPr>
             <w:tcW w:w="985" w:type="dxa"/>
           </w:tcPr>
-          <w:p/>
-        </w:tc>
-        <w:tc>
-          <w:tcPr>
-            <w:tcW w:w="3126" w:type="dxa"/>
-          </w:tcPr>
-          <w:p/>
-        </w:tc>
-        <w:tc>
-          <w:tcPr>
-            <w:tcW w:w="839" w:type="dxa"/>
-          </w:tcPr>
-          <w:p/>
-        </w:tc>
-        <w:tc>
-          <w:tcPr>
-            <w:tcW w:w="1905" w:type="dxa"/>
-          </w:tcPr>
-          <w:p/>
+          <w:p>
+            <w:r>
+              <w:t>{q5_r6_credits}</w:t>
+            </w:r>
+          </w:p>
+        </w:tc>
+        <w:tc>
+          <w:tcPr>
+            <w:tcW w:w="3126" w:type="dxa"/>
+          </w:tcPr>
+          <w:p>
+            <w:r>
+              <w:t>{q5_r6_course}</w:t>
+            </w:r>
+          </w:p>
+        </w:tc>
+        <w:tc>
+          <w:tcPr>
+            <w:tcW w:w="839" w:type="dxa"/>
+          </w:tcPr>
+          <w:p>
+            <w:r>
+              <w:t>{q5_r6_grade}</w:t>
+            </w:r>
+          </w:p>
+        </w:tc>
+        <w:tc>
+          <w:tcPr>
+            <w:tcW w:w="1905" w:type="dxa"/>
+          </w:tcPr>
+          <w:p>
+            <w:r>
+              <w:t>{q5_r6_instructor}</w:t>
+            </w:r>
+          </w:p>
         </w:tc>
       </w:tr>
       <w:tr>
